--- a/PrepCards/1.docx
+++ b/PrepCards/1.docx
@@ -2,81 +2,250 @@
 <file path=word/document.xml><?xml version="1.0" encoding="utf-8"?>
 <w:document xmlns:wpc="http://schemas.microsoft.com/office/word/2010/wordprocessingCanvas" xmlns:cx="http://schemas.microsoft.com/office/drawing/2014/chartex" xmlns:mc="http://schemas.openxmlformats.org/markup-compatibility/2006" xmlns:o="urn:schemas-microsoft-com:office:office" xmlns:r="http://schemas.openxmlformats.org/officeDocument/2006/relationships" xmlns:m="http://schemas.openxmlformats.org/officeDocument/2006/math" xmlns:v="urn:schemas-microsoft-com:vml" xmlns:wp14="http://schemas.microsoft.com/office/word/2010/wordprocessingDrawing" xmlns:wp="http://schemas.openxmlformats.org/drawingml/2006/wordprocessingDrawing" xmlns:w10="urn:schemas-microsoft-com:office:word" xmlns:w="http://schemas.openxmlformats.org/wordprocessingml/2006/main" xmlns:w14="http://schemas.microsoft.com/office/word/2010/wordml" xmlns:w15="http://schemas.microsoft.com/office/word/2012/wordml" xmlns:w16se="http://schemas.microsoft.com/office/word/2015/wordml/symex" xmlns:wpg="http://schemas.microsoft.com/office/word/2010/wordprocessingGroup" xmlns:wpi="http://schemas.microsoft.com/office/word/2010/wordprocessingInk" xmlns:wne="http://schemas.microsoft.com/office/word/2006/wordml" xmlns:wps="http://schemas.microsoft.com/office/word/2010/wordprocessingShape" mc:Ignorable="w14 w15 w16se wp14">
   <w:body>
+    <w:bookmarkStart w:id="0" w:name="_GoBack"/>
+    <w:bookmarkEnd w:id="0"/>
     <w:p>
-      <w:pPr>
-        <w:rPr>
-          <w:rFonts w:cstheme="minorHAnsi"/>
-          <w:b/>
-          <w:sz w:val="20"/>
-          <w:szCs w:val="20"/>
-        </w:rPr>
-      </w:pPr>
-      <w:bookmarkStart w:id="0" w:name="_GoBack"/>
-      <w:bookmarkEnd w:id="0"/>
-      <w:r>
-        <w:rPr>
-          <w:rFonts w:cstheme="minorHAnsi"/>
-          <w:b/>
-          <w:sz w:val="20"/>
-          <w:szCs w:val="20"/>
-        </w:rPr>
+      <w:r>
+        <w:rPr>
+          <w:noProof/>
+        </w:rPr>
+        <mc:AlternateContent>
+          <mc:Choice Requires="wps">
+            <w:drawing>
+              <wp:anchor distT="0" distB="0" distL="114300" distR="114300" simplePos="0" relativeHeight="251659264" behindDoc="0" locked="0" layoutInCell="1" allowOverlap="1" wp14:anchorId="662CAEE2" wp14:editId="5B3DF848">
+                <wp:simplePos x="0" y="0"/>
+                <wp:positionH relativeFrom="column">
+                  <wp:posOffset>-115294</wp:posOffset>
+                </wp:positionH>
+                <wp:positionV relativeFrom="paragraph">
+                  <wp:posOffset>194807</wp:posOffset>
+                </wp:positionV>
+                <wp:extent cx="4762721" cy="7951"/>
+                <wp:effectExtent l="0" t="0" r="19050" b="30480"/>
+                <wp:wrapNone/>
+                <wp:docPr id="1" name="Gerader Verbinder 1"/>
+                <wp:cNvGraphicFramePr/>
+                <a:graphic xmlns:a="http://schemas.openxmlformats.org/drawingml/2006/main">
+                  <a:graphicData uri="http://schemas.microsoft.com/office/word/2010/wordprocessingShape">
+                    <wps:wsp>
+                      <wps:cNvCnPr/>
+                      <wps:spPr>
+                        <a:xfrm flipV="1">
+                          <a:off x="0" y="0"/>
+                          <a:ext cx="4762721" cy="7951"/>
+                        </a:xfrm>
+                        <a:prstGeom prst="line">
+                          <a:avLst/>
+                        </a:prstGeom>
+                      </wps:spPr>
+                      <wps:style>
+                        <a:lnRef idx="1">
+                          <a:schemeClr val="accent1"/>
+                        </a:lnRef>
+                        <a:fillRef idx="0">
+                          <a:schemeClr val="accent1"/>
+                        </a:fillRef>
+                        <a:effectRef idx="0">
+                          <a:schemeClr val="accent1"/>
+                        </a:effectRef>
+                        <a:fontRef idx="minor">
+                          <a:schemeClr val="tx1"/>
+                        </a:fontRef>
+                      </wps:style>
+                      <wps:bodyPr/>
+                    </wps:wsp>
+                  </a:graphicData>
+                </a:graphic>
+                <wp14:sizeRelH relativeFrom="margin">
+                  <wp14:pctWidth>0</wp14:pctWidth>
+                </wp14:sizeRelH>
+                <wp14:sizeRelV relativeFrom="margin">
+                  <wp14:pctHeight>0</wp14:pctHeight>
+                </wp14:sizeRelV>
+              </wp:anchor>
+            </w:drawing>
+          </mc:Choice>
+          <mc:Fallback>
+            <w:pict>
+              <v:line w14:anchorId="2B75286A" id="Gerader Verbinder 1" o:spid="_x0000_s1026" style="position:absolute;flip:y;z-index:251659264;visibility:visible;mso-wrap-style:square;mso-width-percent:0;mso-height-percent:0;mso-wrap-distance-left:9pt;mso-wrap-distance-top:0;mso-wrap-distance-right:9pt;mso-wrap-distance-bottom:0;mso-position-horizontal:absolute;mso-position-horizontal-relative:text;mso-position-vertical:absolute;mso-position-vertical-relative:text;mso-width-percent:0;mso-height-percent:0;mso-width-relative:margin;mso-height-relative:margin" from="-9.1pt,15.35pt" to="365.9pt,16pt" o:gfxdata="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" strokecolor="#5b9bd5 [3204]" strokeweight=".5pt">
+                <v:stroke joinstyle="miter"/>
+              </v:line>
+            </w:pict>
+          </mc:Fallback>
+        </mc:AlternateContent>
+      </w:r>
+      <w:r>
         <w:t>MAMS</w:t>
       </w:r>
       <w:r>
-        <w:rPr>
-          <w:rFonts w:cstheme="minorHAnsi"/>
-          <w:b/>
-          <w:sz w:val="20"/>
-          <w:szCs w:val="20"/>
-        </w:rPr>
         <w:t>-</w:t>
       </w:r>
       <w:r>
-        <w:rPr>
-          <w:rFonts w:cstheme="minorHAnsi"/>
-          <w:b/>
-          <w:sz w:val="20"/>
-          <w:szCs w:val="20"/>
-        </w:rPr>
-        <w:t>44997</w:t>
+        <w:t>49000</w:t>
       </w:r>
     </w:p>
     <w:p>
       <w:pPr>
-        <w:rPr>
-          <w:rFonts w:cstheme="minorHAnsi"/>
-          <w:sz w:val="20"/>
-          <w:szCs w:val="20"/>
-        </w:rPr>
+        <w:spacing w:after="0"/>
       </w:pPr>
       <w:r>
-        <w:rPr>
-          <w:rFonts w:cstheme="minorHAnsi"/>
-          <w:sz w:val="20"/>
-          <w:szCs w:val="20"/>
-        </w:rPr>
-        <w:t>Schuhmacher</w:t>
+        <w:t>Heiny</w:t>
       </w:r>
     </w:p>
     <w:p>
       <w:pPr>
-        <w:rPr>
-          <w:rFonts w:cstheme="minorHAnsi"/>
-          <w:sz w:val="20"/>
-          <w:szCs w:val="20"/>
-        </w:rPr>
+        <w:spacing w:after="0"/>
       </w:pPr>
       <w:r>
-        <w:rPr>
-          <w:rFonts w:cstheme="minorHAnsi"/>
-          <w:sz w:val="20"/>
-          <w:szCs w:val="20"/>
-        </w:rPr>
-        <w:t>Val-CC-051</w:t>
+        <w:t>Kopf einer Mumie</w:t>
       </w:r>
     </w:p>
     <w:p>
       <w:pPr>
+        <w:spacing w:after="0"/>
+        <w:rPr>
+          <w:rFonts w:cstheme="minorHAnsi"/>
+          <w:sz w:val="20"/>
+          <w:szCs w:val="20"/>
+        </w:rPr>
+      </w:pPr>
+      <w:r>
+        <w:rPr>
+          <w:rFonts w:cstheme="minorHAnsi"/>
+          <w:sz w:val="20"/>
+          <w:szCs w:val="20"/>
+        </w:rPr>
+        <w:t xml:space="preserve">InDate: </w:t>
+      </w:r>
+      <w:r>
+        <w:rPr>
+          <w:rFonts w:cstheme="minorHAnsi"/>
+          <w:sz w:val="20"/>
+          <w:szCs w:val="20"/>
+        </w:rPr>
+        <w:t>23.11.2020</w:t>
+      </w:r>
+      <w:r>
+        <w:rPr>
+          <w:noProof/>
+        </w:rPr>
+        <mc:AlternateContent>
+          <mc:Choice Requires="wps">
+            <w:drawing>
+              <wp:anchor distT="0" distB="0" distL="114300" distR="114300" simplePos="0" relativeHeight="251661312" behindDoc="0" locked="0" layoutInCell="1" allowOverlap="1" wp14:anchorId="0EB09DFE" wp14:editId="28A9E03B">
+                <wp:simplePos x="0" y="0"/>
+                <wp:positionH relativeFrom="column">
+                  <wp:posOffset>-106293</wp:posOffset>
+                </wp:positionH>
+                <wp:positionV relativeFrom="paragraph">
+                  <wp:posOffset>288980</wp:posOffset>
+                </wp:positionV>
+                <wp:extent cx="4762721" cy="7951"/>
+                <wp:effectExtent l="0" t="0" r="19050" b="30480"/>
+                <wp:wrapNone/>
+                <wp:docPr id="2" name="Gerader Verbinder 2"/>
+                <wp:cNvGraphicFramePr/>
+                <a:graphic xmlns:a="http://schemas.openxmlformats.org/drawingml/2006/main">
+                  <a:graphicData uri="http://schemas.microsoft.com/office/word/2010/wordprocessingShape">
+                    <wps:wsp>
+                      <wps:cNvCnPr/>
+                      <wps:spPr>
+                        <a:xfrm flipV="1">
+                          <a:off x="0" y="0"/>
+                          <a:ext cx="4762721" cy="7951"/>
+                        </a:xfrm>
+                        <a:prstGeom prst="line">
+                          <a:avLst/>
+                        </a:prstGeom>
+                      </wps:spPr>
+                      <wps:style>
+                        <a:lnRef idx="1">
+                          <a:schemeClr val="accent1"/>
+                        </a:lnRef>
+                        <a:fillRef idx="0">
+                          <a:schemeClr val="accent1"/>
+                        </a:fillRef>
+                        <a:effectRef idx="0">
+                          <a:schemeClr val="accent1"/>
+                        </a:effectRef>
+                        <a:fontRef idx="minor">
+                          <a:schemeClr val="tx1"/>
+                        </a:fontRef>
+                      </wps:style>
+                      <wps:bodyPr/>
+                    </wps:wsp>
+                  </a:graphicData>
+                </a:graphic>
+                <wp14:sizeRelH relativeFrom="margin">
+                  <wp14:pctWidth>0</wp14:pctWidth>
+                </wp14:sizeRelH>
+                <wp14:sizeRelV relativeFrom="margin">
+                  <wp14:pctHeight>0</wp14:pctHeight>
+                </wp14:sizeRelV>
+              </wp:anchor>
+            </w:drawing>
+          </mc:Choice>
+          <mc:Fallback>
+            <w:pict>
+              <v:line w14:anchorId="2572591C" id="Gerader Verbinder 2" o:spid="_x0000_s1026" style="position:absolute;flip:y;z-index:251661312;visibility:visible;mso-wrap-style:square;mso-width-percent:0;mso-height-percent:0;mso-wrap-distance-left:9pt;mso-wrap-distance-top:0;mso-wrap-distance-right:9pt;mso-wrap-distance-bottom:0;mso-position-horizontal:absolute;mso-position-horizontal-relative:text;mso-position-vertical:absolute;mso-position-vertical-relative:text;mso-width-percent:0;mso-height-percent:0;mso-width-relative:margin;mso-height-relative:margin" from="-8.35pt,22.75pt" to="366.65pt,23.4pt" o:gfxdata="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" strokecolor="#5b9bd5 [3204]" strokeweight=".5pt">
+                <v:stroke joinstyle="miter"/>
+              </v:line>
+            </w:pict>
+          </mc:Fallback>
+        </mc:AlternateContent>
+      </w:r>
+      <w:r>
+        <w:rPr>
+          <w:rFonts w:cstheme="minorHAnsi"/>
+          <w:sz w:val="20"/>
+          <w:szCs w:val="20"/>
+        </w:rPr>
+        <w:t xml:space="preserve"> // </w:t>
+      </w:r>
+      <w:r>
+        <w:rPr>
+          <w:rFonts w:cstheme="minorHAnsi"/>
+          <w:sz w:val="20"/>
+          <w:szCs w:val="20"/>
+        </w:rPr>
+        <w:t xml:space="preserve">PrepStartDate: </w:t>
+      </w:r>
+      <w:r>
+        <w:rPr>
+          <w:rFonts w:cstheme="minorHAnsi"/>
+          <w:sz w:val="20"/>
+          <w:szCs w:val="20"/>
+        </w:rPr>
+        <w:t>09.12.2020</w:t>
+      </w:r>
+      <w:r>
+        <w:rPr>
+          <w:rFonts w:cstheme="minorHAnsi"/>
+          <w:sz w:val="20"/>
+          <w:szCs w:val="20"/>
+        </w:rPr>
+        <w:t xml:space="preserve"> // PrepStartWeight: </w:t>
+      </w:r>
+      <w:r>
+        <w:rPr>
+          <w:rFonts w:cstheme="minorHAnsi"/>
+          <w:sz w:val="20"/>
+          <w:szCs w:val="20"/>
+        </w:rPr>
+        <w:t>291,5</w:t>
+      </w:r>
+      <w:r>
+        <w:rPr>
+          <w:rFonts w:cstheme="minorHAnsi"/>
+          <w:sz w:val="20"/>
+          <w:szCs w:val="20"/>
+        </w:rPr>
+        <w:t xml:space="preserve">  </w:t>
+      </w:r>
+    </w:p>
+    <w:p>
+      <w:pPr>
+        <w:spacing w:after="0"/>
         <w:rPr>
           <w:rFonts w:cstheme="minorHAnsi"/>
           <w:sz w:val="20"/>
@@ -86,20 +255,211 @@
     </w:p>
     <w:p>
       <w:pPr>
+        <w:spacing w:after="0"/>
         <w:rPr>
           <w:rFonts w:cstheme="minorHAnsi"/>
           <w:sz w:val="20"/>
           <w:szCs w:val="20"/>
         </w:rPr>
       </w:pPr>
-      <w:r>
-        <w:rPr>
-          <w:rFonts w:cstheme="minorHAnsi"/>
-          <w:sz w:val="20"/>
-          <w:szCs w:val="20"/>
-        </w:rPr>
-        <w:t>{PrepStart}</w:t>
-      </w:r>
+    </w:p>
+    <w:p>
+      <w:pPr>
+        <w:spacing w:after="0"/>
+        <w:rPr>
+          <w:rFonts w:cstheme="minorHAnsi"/>
+          <w:sz w:val="20"/>
+          <w:szCs w:val="20"/>
+          <w:lang w:val="de-DE"/>
+        </w:rPr>
+      </w:pPr>
+      <w:r>
+        <w:rPr>
+          <w:rFonts w:cstheme="minorHAnsi"/>
+          <w:sz w:val="20"/>
+          <w:szCs w:val="20"/>
+          <w:lang w:val="de-DE"/>
+        </w:rPr>
+        <w:t>HCL (</w:t>
+      </w:r>
+      <w:r>
+        <w:rPr>
+          <w:rFonts w:cstheme="minorHAnsi"/>
+          <w:sz w:val="28"/>
+          <w:szCs w:val="28"/>
+          <w:lang w:val="de-DE"/>
+        </w:rPr>
+        <w:t>□</w:t>
+      </w:r>
+      <w:r>
+        <w:rPr>
+          <w:rFonts w:cstheme="minorHAnsi"/>
+          <w:sz w:val="20"/>
+          <w:szCs w:val="20"/>
+          <w:lang w:val="de-DE"/>
+        </w:rPr>
+        <w:t xml:space="preserve">1%, </w:t>
+      </w:r>
+      <w:r>
+        <w:rPr>
+          <w:rFonts w:cstheme="minorHAnsi"/>
+          <w:sz w:val="28"/>
+          <w:szCs w:val="28"/>
+          <w:lang w:val="de-DE"/>
+        </w:rPr>
+        <w:t>□</w:t>
+      </w:r>
+      <w:r>
+        <w:rPr>
+          <w:rFonts w:cstheme="minorHAnsi"/>
+          <w:sz w:val="20"/>
+          <w:szCs w:val="20"/>
+          <w:lang w:val="de-DE"/>
+        </w:rPr>
+        <w:t xml:space="preserve">4% </w:t>
+      </w:r>
+      <w:r>
+        <w:rPr>
+          <w:lang w:val="de-DE"/>
+        </w:rPr>
+        <w:t>@</w:t>
+      </w:r>
+      <w:r>
+        <w:rPr>
+          <w:rFonts w:cstheme="minorHAnsi"/>
+          <w:sz w:val="20"/>
+          <w:szCs w:val="20"/>
+          <w:lang w:val="de-DE"/>
+        </w:rPr>
+        <w:t xml:space="preserve"> </w:t>
+      </w:r>
+      <w:r>
+        <w:rPr>
+          <w:rFonts w:cstheme="minorHAnsi"/>
+          <w:sz w:val="28"/>
+          <w:szCs w:val="28"/>
+          <w:lang w:val="de-DE"/>
+        </w:rPr>
+        <w:t>□</w:t>
+      </w:r>
+      <w:r>
+        <w:rPr>
+          <w:rFonts w:cstheme="minorHAnsi"/>
+          <w:sz w:val="20"/>
+          <w:szCs w:val="20"/>
+          <w:lang w:val="de-DE"/>
+        </w:rPr>
+        <w:t xml:space="preserve">4°C, </w:t>
+      </w:r>
+      <w:r>
+        <w:rPr>
+          <w:rFonts w:cstheme="minorHAnsi"/>
+          <w:sz w:val="28"/>
+          <w:szCs w:val="28"/>
+          <w:lang w:val="de-DE"/>
+        </w:rPr>
+        <w:t>□</w:t>
+      </w:r>
+      <w:r>
+        <w:rPr>
+          <w:rFonts w:cstheme="minorHAnsi"/>
+          <w:sz w:val="20"/>
+          <w:szCs w:val="20"/>
+          <w:lang w:val="de-DE"/>
+        </w:rPr>
+        <w:t>21°C):</w:t>
+      </w:r>
+    </w:p>
+    <w:p>
+      <w:pPr>
+        <w:spacing w:after="0"/>
+        <w:rPr>
+          <w:rFonts w:cstheme="minorHAnsi"/>
+          <w:sz w:val="20"/>
+          <w:szCs w:val="20"/>
+          <w:lang w:val="de-DE"/>
+        </w:rPr>
+      </w:pPr>
+      <w:r>
+        <w:rPr>
+          <w:rFonts w:cstheme="minorHAnsi"/>
+          <w:sz w:val="20"/>
+          <w:szCs w:val="20"/>
+          <w:lang w:val="de-DE"/>
+        </w:rPr>
+        <w:t>NaOH:</w:t>
+      </w:r>
+    </w:p>
+    <w:p>
+      <w:pPr>
+        <w:spacing w:after="0"/>
+        <w:rPr>
+          <w:rFonts w:cstheme="minorHAnsi"/>
+          <w:sz w:val="20"/>
+          <w:szCs w:val="20"/>
+          <w:lang w:val="de-DE"/>
+        </w:rPr>
+      </w:pPr>
+      <w:r>
+        <w:rPr>
+          <w:rFonts w:cstheme="minorHAnsi"/>
+          <w:sz w:val="20"/>
+          <w:szCs w:val="20"/>
+          <w:lang w:val="de-DE"/>
+        </w:rPr>
+        <w:t>Ultrafiltration:</w:t>
+      </w:r>
+    </w:p>
+    <w:p>
+      <w:pPr>
+        <w:spacing w:after="0"/>
+        <w:rPr>
+          <w:rFonts w:cstheme="minorHAnsi"/>
+          <w:sz w:val="20"/>
+          <w:szCs w:val="20"/>
+          <w:lang w:val="de-DE"/>
+        </w:rPr>
+      </w:pPr>
+      <w:r>
+        <w:rPr>
+          <w:rFonts w:cstheme="minorHAnsi"/>
+          <w:sz w:val="20"/>
+          <w:szCs w:val="20"/>
+          <w:lang w:val="de-DE"/>
+        </w:rPr>
+        <w:t>Freezer:</w:t>
+      </w:r>
+    </w:p>
+    <w:p>
+      <w:pPr>
+        <w:spacing w:after="0"/>
+        <w:rPr>
+          <w:rFonts w:cstheme="minorHAnsi"/>
+          <w:sz w:val="20"/>
+          <w:szCs w:val="20"/>
+          <w:lang w:val="de-DE"/>
+        </w:rPr>
+      </w:pPr>
+      <w:r>
+        <w:rPr>
+          <w:rFonts w:cstheme="minorHAnsi"/>
+          <w:sz w:val="20"/>
+          <w:szCs w:val="20"/>
+          <w:lang w:val="de-DE"/>
+        </w:rPr>
+        <w:t>Freeze Drying:</w:t>
+      </w:r>
+    </w:p>
+    <w:p>
+      <w:pPr>
+        <w:spacing w:after="0"/>
+        <w:rPr>
+          <w:rFonts w:cstheme="minorHAnsi"/>
+          <w:sz w:val="20"/>
+          <w:szCs w:val="20"/>
+          <w:lang w:val="de-DE"/>
+        </w:rPr>
+      </w:pPr>
     </w:p>
     <w:sectPr>
       <w:pgSz w:w="8392" w:h="5954" w:orient="landscape" w:code="70"/>
